--- a/manuscript/HSE-FDC_DiscoverSustainability_Manuscript.docx
+++ b/manuscript/HSE-FDC_DiscoverSustainability_Manuscript.docx
@@ -1886,7 +1886,7 @@
         <w:jc w:val="both"/>
       </w:pPr>
       <w:r>
-        <w:t>The full model implementation (gas-turbine, wave-energy-converter, PUE, primary-energy-efficiency, and carbon-intensity calculations) and all parameters used to generate the results in this study are openly available at {GITHUB_URL} (MIT license) and archived with a permanent DOI on Zenodo: {CODE_DOI_URL}. The manuscript itself is additionally archived on Zenodo: {PAPER_DOI_URL}.</w:t>
+        <w:t>The full model implementation (gas-turbine, wave-energy-converter, PUE, primary-energy-efficiency, and carbon-intensity calculations) and all parameters used to generate the results in this study are openly available at https://github.com/sandlerleon/hse-fdc-primary-energy-framework (MIT license) and archived with a permanent DOI on Zenodo: https://doi.org/10.5281/zenodo.22459658. The manuscript itself is additionally archived on Zenodo: https://doi.org/10.5281/zenodo.22459680.</w:t>
       </w:r>
     </w:p>
     <w:p>
